--- a/KDART_Short_Communication_RESEARCH_DRAFT.docx
+++ b/KDART_Short_Communication_RESEARCH_DRAFT.docx
@@ -7,17 +7,36 @@
         <w:pStyle w:val="Title"/>
       </w:pPr>
       <w:r>
-        <w:t>K-DART: Knowledge-Guided AI for Data-Driven Digital Transformation Readiness and Enterprise Innovation</w:t>
+        <w:t>Beyond Data-Only AI: Evaluating Knowledge-Guided Digital Transformation Readiness with Enterprise Innovation Data</w:t>
       </w:r>
     </w:p>
     <w:p>
       <w:r>
-        <w:t>Short Communication — SYNTHETIC RESEARCH DRAFT; NOT FOR JOURNAL SUBMISSION</w:t>
+        <w:t>Article type: Short Communication | SYNTHETIC RESEARCH DRAFT — NOT FOR JOURNAL SUBMISSION</w:t>
+      </w:r>
+    </w:p>
+    <w:p>
+      <w:pPr>
+        <w:jc w:val="center"/>
+      </w:pPr>
+      <w:r>
+        <w:rPr>
+          <w:b/>
+        </w:rPr>
+        <w:t>Rohith Ginjipally</w:t>
+      </w:r>
+    </w:p>
+    <w:p>
+      <w:pPr>
+        <w:jc w:val="center"/>
+      </w:pPr>
+      <w:r>
+        <w:t>Midwest University</w:t>
       </w:r>
     </w:p>
     <w:p>
       <w:r>
-        <w:t>Author information, affiliations and corresponding email: [AUTHOR TO CONFIRM]</w:t>
+        <w:t>Corresponding author: Rohith Ginjipally | Email: [AUTHOR TO PROVIDE]</w:t>
       </w:r>
     </w:p>
     <w:p>

--- a/KDART_Short_Communication_RESEARCH_DRAFT.docx
+++ b/KDART_Short_Communication_RESEARCH_DRAFT.docx
@@ -36,7 +36,7 @@
     </w:p>
     <w:p>
       <w:r>
-        <w:t>Corresponding author: Rohith Ginjipally | Email: [AUTHOR TO PROVIDE]</w:t>
+        <w:t>Corresponding author: Rohith Ginjipally | Email: rginjipally@midwest.edu</w:t>
       </w:r>
     </w:p>
     <w:p>

--- a/KDART_Short_Communication_RESEARCH_DRAFT.docx
+++ b/KDART_Short_Communication_RESEARCH_DRAFT.docx
@@ -5,14 +5,10 @@
     <w:p>
       <w:pPr>
         <w:pStyle w:val="Title"/>
+        <w:jc w:val="center"/>
       </w:pPr>
       <w:r>
         <w:t>Beyond Data-Only AI: Evaluating Knowledge-Guided Digital Transformation Readiness with Enterprise Innovation Data</w:t>
-      </w:r>
-    </w:p>
-    <w:p>
-      <w:r>
-        <w:t>Article type: Short Communication | SYNTHETIC RESEARCH DRAFT — NOT FOR JOURNAL SUBMISSION</w:t>
       </w:r>
     </w:p>
     <w:p>
